--- a/5.人员管理/1.流程制度规范类文件/050102-运维服务人员储备制度.docx
+++ b/5.人员管理/1.流程制度规范类文件/050102-运维服务人员储备制度.docx
@@ -20,7 +20,28 @@
         <w:snapToGrid w:val="0"/>
         <w:textAlignment w:val="baseline"/>
       </w:pPr>
-      <w:bookmarkStart w:id="0" w:name="_Toc12604"/>
+      <w:bookmarkStart w:id="0" w:name="_Toc18428"/>
+    </w:p>
+    <w:p>
+      <w:pPr>
+        <w:pStyle w:val="31"/>
+        <w:keepNext w:val="0"/>
+        <w:keepLines w:val="0"/>
+        <w:pageBreakBefore w:val="0"/>
+        <w:widowControl w:val="0"/>
+        <w:kinsoku w:val="0"/>
+        <w:wordWrap/>
+        <w:overflowPunct/>
+        <w:topLinePunct w:val="0"/>
+        <w:autoSpaceDE w:val="0"/>
+        <w:autoSpaceDN w:val="0"/>
+        <w:bidi w:val="0"/>
+        <w:adjustRightInd w:val="0"/>
+        <w:snapToGrid w:val="0"/>
+        <w:textAlignment w:val="baseline"/>
+      </w:pPr>
+      <w:bookmarkStart w:id="23" w:name="_GoBack"/>
+      <w:bookmarkEnd w:id="23"/>
       <w:r>
         <w:t>运维服务人员储备制度</w:t>
       </w:r>
@@ -44,30 +65,11 @@
         <w:snapToGrid w:val="0"/>
         <w:textAlignment w:val="baseline"/>
       </w:pPr>
-      <w:bookmarkStart w:id="1" w:name="_Toc7309"/>
+      <w:bookmarkStart w:id="1" w:name="_Toc22374"/>
       <w:r>
         <w:t>甘肃国邦信息科技有限公司</w:t>
       </w:r>
       <w:bookmarkEnd w:id="1"/>
-    </w:p>
-    <w:p>
-      <w:pPr>
-        <w:pStyle w:val="27"/>
-        <w:keepNext w:val="0"/>
-        <w:keepLines w:val="0"/>
-        <w:pageBreakBefore w:val="0"/>
-        <w:widowControl w:val="0"/>
-        <w:kinsoku w:val="0"/>
-        <w:wordWrap/>
-        <w:overflowPunct/>
-        <w:topLinePunct w:val="0"/>
-        <w:autoSpaceDE w:val="0"/>
-        <w:autoSpaceDN w:val="0"/>
-        <w:bidi w:val="0"/>
-        <w:adjustRightInd w:val="0"/>
-        <w:snapToGrid w:val="0"/>
-        <w:textAlignment w:val="baseline"/>
-      </w:pPr>
     </w:p>
     <w:p>
       <w:pPr>
@@ -100,7 +102,7 @@
           <w:cols w:space="720" w:num="1"/>
         </w:sectPr>
       </w:pPr>
-      <w:bookmarkStart w:id="2" w:name="_Toc21761"/>
+      <w:bookmarkStart w:id="2" w:name="_Toc29960"/>
       <w:r>
         <w:rPr>
           <w:rFonts w:hint="eastAsia" w:ascii="宋体" w:hAnsi="宋体" w:eastAsia="宋体" w:cs="宋体"/>
@@ -113,46 +115,6 @@
         <w:t>2025年1月4日</w:t>
       </w:r>
       <w:bookmarkEnd w:id="2"/>
-    </w:p>
-    <w:p>
-      <w:pPr>
-        <w:pStyle w:val="12"/>
-        <w:keepNext w:val="0"/>
-        <w:keepLines w:val="0"/>
-        <w:pageBreakBefore w:val="0"/>
-        <w:widowControl w:val="0"/>
-        <w:kinsoku w:val="0"/>
-        <w:wordWrap/>
-        <w:overflowPunct/>
-        <w:topLinePunct w:val="0"/>
-        <w:autoSpaceDE w:val="0"/>
-        <w:autoSpaceDN w:val="0"/>
-        <w:bidi w:val="0"/>
-        <w:adjustRightInd w:val="0"/>
-        <w:snapToGrid w:val="0"/>
-        <w:spacing w:line="355" w:lineRule="auto"/>
-        <w:textAlignment w:val="baseline"/>
-      </w:pPr>
-    </w:p>
-    <w:p>
-      <w:pPr>
-        <w:pStyle w:val="12"/>
-        <w:keepNext w:val="0"/>
-        <w:keepLines w:val="0"/>
-        <w:pageBreakBefore w:val="0"/>
-        <w:widowControl w:val="0"/>
-        <w:kinsoku w:val="0"/>
-        <w:wordWrap/>
-        <w:overflowPunct/>
-        <w:topLinePunct w:val="0"/>
-        <w:autoSpaceDE w:val="0"/>
-        <w:autoSpaceDN w:val="0"/>
-        <w:bidi w:val="0"/>
-        <w:adjustRightInd w:val="0"/>
-        <w:snapToGrid w:val="0"/>
-        <w:spacing w:line="355" w:lineRule="auto"/>
-        <w:textAlignment w:val="baseline"/>
-      </w:pPr>
     </w:p>
     <w:p>
       <w:pPr>
@@ -179,7 +141,7 @@
           <w:szCs w:val="28"/>
         </w:rPr>
       </w:pPr>
-      <w:bookmarkStart w:id="3" w:name="_Toc13601"/>
+      <w:bookmarkStart w:id="3" w:name="_Toc31157"/>
       <w:r>
         <w:rPr>
           <w:rFonts w:ascii="宋体" w:hAnsi="宋体" w:eastAsia="宋体" w:cs="宋体"/>
@@ -190,25 +152,6 @@
         <w:t>文档信息</w:t>
       </w:r>
       <w:bookmarkEnd w:id="3"/>
-    </w:p>
-    <w:p>
-      <w:pPr>
-        <w:keepNext w:val="0"/>
-        <w:keepLines w:val="0"/>
-        <w:pageBreakBefore w:val="0"/>
-        <w:widowControl w:val="0"/>
-        <w:kinsoku w:val="0"/>
-        <w:wordWrap/>
-        <w:overflowPunct/>
-        <w:topLinePunct w:val="0"/>
-        <w:autoSpaceDE w:val="0"/>
-        <w:autoSpaceDN w:val="0"/>
-        <w:bidi w:val="0"/>
-        <w:adjustRightInd w:val="0"/>
-        <w:snapToGrid w:val="0"/>
-        <w:spacing w:line="117" w:lineRule="exact"/>
-        <w:textAlignment w:val="baseline"/>
-      </w:pPr>
     </w:p>
     <w:tbl>
       <w:tblPr>
@@ -2102,7 +2045,7 @@
               <w:rFonts w:ascii="Calibri" w:hAnsi="Calibri" w:eastAsia="Calibri" w:cs="Calibri"/>
               <w:szCs w:val="22"/>
             </w:rPr>
-            <w:instrText xml:space="preserve"> HYPERLINK \l _Toc12604 </w:instrText>
+            <w:instrText xml:space="preserve"> HYPERLINK \l _Toc18428 </w:instrText>
           </w:r>
           <w:r>
             <w:rPr>
@@ -2121,7 +2064,7 @@
             <w:fldChar w:fldCharType="begin"/>
           </w:r>
           <w:r>
-            <w:instrText xml:space="preserve"> PAGEREF _Toc12604 \h </w:instrText>
+            <w:instrText xml:space="preserve"> PAGEREF _Toc18428 \h </w:instrText>
           </w:r>
           <w:r>
             <w:fldChar w:fldCharType="separate"/>
@@ -2159,7 +2102,7 @@
               <w:rFonts w:ascii="Calibri" w:hAnsi="Calibri" w:eastAsia="Calibri" w:cs="Calibri"/>
               <w:szCs w:val="22"/>
             </w:rPr>
-            <w:instrText xml:space="preserve"> HYPERLINK \l _Toc7309 </w:instrText>
+            <w:instrText xml:space="preserve"> HYPERLINK \l _Toc22374 </w:instrText>
           </w:r>
           <w:r>
             <w:rPr>
@@ -2178,7 +2121,7 @@
             <w:fldChar w:fldCharType="begin"/>
           </w:r>
           <w:r>
-            <w:instrText xml:space="preserve"> PAGEREF _Toc7309 \h </w:instrText>
+            <w:instrText xml:space="preserve"> PAGEREF _Toc22374 \h </w:instrText>
           </w:r>
           <w:r>
             <w:fldChar w:fldCharType="separate"/>
@@ -2216,7 +2159,7 @@
               <w:rFonts w:ascii="Calibri" w:hAnsi="Calibri" w:eastAsia="Calibri" w:cs="Calibri"/>
               <w:szCs w:val="22"/>
             </w:rPr>
-            <w:instrText xml:space="preserve"> HYPERLINK \l _Toc21761 </w:instrText>
+            <w:instrText xml:space="preserve"> HYPERLINK \l _Toc29960 </w:instrText>
           </w:r>
           <w:r>
             <w:rPr>
@@ -2241,7 +2184,7 @@
             <w:fldChar w:fldCharType="begin"/>
           </w:r>
           <w:r>
-            <w:instrText xml:space="preserve"> PAGEREF _Toc21761 \h </w:instrText>
+            <w:instrText xml:space="preserve"> PAGEREF _Toc29960 \h </w:instrText>
           </w:r>
           <w:r>
             <w:fldChar w:fldCharType="separate"/>
@@ -2279,7 +2222,7 @@
               <w:rFonts w:ascii="Calibri" w:hAnsi="Calibri" w:eastAsia="Calibri" w:cs="Calibri"/>
               <w:szCs w:val="22"/>
             </w:rPr>
-            <w:instrText xml:space="preserve"> HYPERLINK \l _Toc13601 </w:instrText>
+            <w:instrText xml:space="preserve"> HYPERLINK \l _Toc31157 </w:instrText>
           </w:r>
           <w:r>
             <w:rPr>
@@ -2303,7 +2246,7 @@
             <w:fldChar w:fldCharType="begin"/>
           </w:r>
           <w:r>
-            <w:instrText xml:space="preserve"> PAGEREF _Toc13601 \h </w:instrText>
+            <w:instrText xml:space="preserve"> PAGEREF _Toc31157 \h </w:instrText>
           </w:r>
           <w:r>
             <w:fldChar w:fldCharType="separate"/>
@@ -2341,7 +2284,7 @@
               <w:rFonts w:ascii="Calibri" w:hAnsi="Calibri" w:eastAsia="Calibri" w:cs="Calibri"/>
               <w:szCs w:val="22"/>
             </w:rPr>
-            <w:instrText xml:space="preserve"> HYPERLINK \l _Toc20028 </w:instrText>
+            <w:instrText xml:space="preserve"> HYPERLINK \l _Toc20320 </w:instrText>
           </w:r>
           <w:r>
             <w:rPr>
@@ -2366,7 +2309,7 @@
             <w:fldChar w:fldCharType="begin"/>
           </w:r>
           <w:r>
-            <w:instrText xml:space="preserve"> PAGEREF _Toc20028 \h </w:instrText>
+            <w:instrText xml:space="preserve"> PAGEREF _Toc20320 \h </w:instrText>
           </w:r>
           <w:r>
             <w:fldChar w:fldCharType="separate"/>
@@ -2404,7 +2347,7 @@
               <w:rFonts w:ascii="Calibri" w:hAnsi="Calibri" w:eastAsia="Calibri" w:cs="Calibri"/>
               <w:szCs w:val="22"/>
             </w:rPr>
-            <w:instrText xml:space="preserve"> HYPERLINK \l _Toc5293 </w:instrText>
+            <w:instrText xml:space="preserve"> HYPERLINK \l _Toc28152 </w:instrText>
           </w:r>
           <w:r>
             <w:rPr>
@@ -2429,7 +2372,7 @@
             <w:fldChar w:fldCharType="begin"/>
           </w:r>
           <w:r>
-            <w:instrText xml:space="preserve"> PAGEREF _Toc5293 \h </w:instrText>
+            <w:instrText xml:space="preserve"> PAGEREF _Toc28152 \h </w:instrText>
           </w:r>
           <w:r>
             <w:fldChar w:fldCharType="separate"/>
@@ -2467,7 +2410,7 @@
               <w:rFonts w:ascii="Calibri" w:hAnsi="Calibri" w:eastAsia="Calibri" w:cs="Calibri"/>
               <w:szCs w:val="22"/>
             </w:rPr>
-            <w:instrText xml:space="preserve"> HYPERLINK \l _Toc4480 </w:instrText>
+            <w:instrText xml:space="preserve"> HYPERLINK \l _Toc4952 </w:instrText>
           </w:r>
           <w:r>
             <w:rPr>
@@ -2492,7 +2435,7 @@
             <w:fldChar w:fldCharType="begin"/>
           </w:r>
           <w:r>
-            <w:instrText xml:space="preserve"> PAGEREF _Toc4480 \h </w:instrText>
+            <w:instrText xml:space="preserve"> PAGEREF _Toc4952 \h </w:instrText>
           </w:r>
           <w:r>
             <w:fldChar w:fldCharType="separate"/>
@@ -2530,7 +2473,7 @@
               <w:rFonts w:ascii="Calibri" w:hAnsi="Calibri" w:eastAsia="Calibri" w:cs="Calibri"/>
               <w:szCs w:val="22"/>
             </w:rPr>
-            <w:instrText xml:space="preserve"> HYPERLINK \l _Toc23103 </w:instrText>
+            <w:instrText xml:space="preserve"> HYPERLINK \l _Toc16362 </w:instrText>
           </w:r>
           <w:r>
             <w:rPr>
@@ -2555,7 +2498,7 @@
             <w:fldChar w:fldCharType="begin"/>
           </w:r>
           <w:r>
-            <w:instrText xml:space="preserve"> PAGEREF _Toc23103 \h </w:instrText>
+            <w:instrText xml:space="preserve"> PAGEREF _Toc16362 \h </w:instrText>
           </w:r>
           <w:r>
             <w:fldChar w:fldCharType="separate"/>
@@ -2593,7 +2536,7 @@
               <w:rFonts w:ascii="Calibri" w:hAnsi="Calibri" w:eastAsia="Calibri" w:cs="Calibri"/>
               <w:szCs w:val="22"/>
             </w:rPr>
-            <w:instrText xml:space="preserve"> HYPERLINK \l _Toc29517 </w:instrText>
+            <w:instrText xml:space="preserve"> HYPERLINK \l _Toc17298 </w:instrText>
           </w:r>
           <w:r>
             <w:rPr>
@@ -2618,7 +2561,7 @@
             <w:fldChar w:fldCharType="begin"/>
           </w:r>
           <w:r>
-            <w:instrText xml:space="preserve"> PAGEREF _Toc29517 \h </w:instrText>
+            <w:instrText xml:space="preserve"> PAGEREF _Toc17298 \h </w:instrText>
           </w:r>
           <w:r>
             <w:fldChar w:fldCharType="separate"/>
@@ -2656,7 +2599,7 @@
               <w:rFonts w:ascii="Calibri" w:hAnsi="Calibri" w:eastAsia="Calibri" w:cs="Calibri"/>
               <w:szCs w:val="22"/>
             </w:rPr>
-            <w:instrText xml:space="preserve"> HYPERLINK \l _Toc31605 </w:instrText>
+            <w:instrText xml:space="preserve"> HYPERLINK \l _Toc15923 </w:instrText>
           </w:r>
           <w:r>
             <w:rPr>
@@ -2681,7 +2624,7 @@
             <w:fldChar w:fldCharType="begin"/>
           </w:r>
           <w:r>
-            <w:instrText xml:space="preserve"> PAGEREF _Toc31605 \h </w:instrText>
+            <w:instrText xml:space="preserve"> PAGEREF _Toc15923 \h </w:instrText>
           </w:r>
           <w:r>
             <w:fldChar w:fldCharType="separate"/>
@@ -2719,7 +2662,7 @@
               <w:rFonts w:ascii="Calibri" w:hAnsi="Calibri" w:eastAsia="Calibri" w:cs="Calibri"/>
               <w:szCs w:val="22"/>
             </w:rPr>
-            <w:instrText xml:space="preserve"> HYPERLINK \l _Toc8564 </w:instrText>
+            <w:instrText xml:space="preserve"> HYPERLINK \l _Toc6258 </w:instrText>
           </w:r>
           <w:r>
             <w:rPr>
@@ -2744,7 +2687,7 @@
             <w:fldChar w:fldCharType="begin"/>
           </w:r>
           <w:r>
-            <w:instrText xml:space="preserve"> PAGEREF _Toc8564 \h </w:instrText>
+            <w:instrText xml:space="preserve"> PAGEREF _Toc6258 \h </w:instrText>
           </w:r>
           <w:r>
             <w:fldChar w:fldCharType="separate"/>
@@ -2782,7 +2725,7 @@
               <w:rFonts w:ascii="Calibri" w:hAnsi="Calibri" w:eastAsia="Calibri" w:cs="Calibri"/>
               <w:szCs w:val="22"/>
             </w:rPr>
-            <w:instrText xml:space="preserve"> HYPERLINK \l _Toc2756 </w:instrText>
+            <w:instrText xml:space="preserve"> HYPERLINK \l _Toc23168 </w:instrText>
           </w:r>
           <w:r>
             <w:rPr>
@@ -2807,7 +2750,7 @@
             <w:fldChar w:fldCharType="begin"/>
           </w:r>
           <w:r>
-            <w:instrText xml:space="preserve"> PAGEREF _Toc2756 \h </w:instrText>
+            <w:instrText xml:space="preserve"> PAGEREF _Toc23168 \h </w:instrText>
           </w:r>
           <w:r>
             <w:fldChar w:fldCharType="separate"/>
@@ -2845,7 +2788,7 @@
               <w:rFonts w:ascii="Calibri" w:hAnsi="Calibri" w:eastAsia="Calibri" w:cs="Calibri"/>
               <w:szCs w:val="22"/>
             </w:rPr>
-            <w:instrText xml:space="preserve"> HYPERLINK \l _Toc14555 </w:instrText>
+            <w:instrText xml:space="preserve"> HYPERLINK \l _Toc21608 </w:instrText>
           </w:r>
           <w:r>
             <w:rPr>
@@ -2870,7 +2813,7 @@
             <w:fldChar w:fldCharType="begin"/>
           </w:r>
           <w:r>
-            <w:instrText xml:space="preserve"> PAGEREF _Toc14555 \h </w:instrText>
+            <w:instrText xml:space="preserve"> PAGEREF _Toc21608 \h </w:instrText>
           </w:r>
           <w:r>
             <w:fldChar w:fldCharType="separate"/>
@@ -2908,7 +2851,7 @@
               <w:rFonts w:ascii="Calibri" w:hAnsi="Calibri" w:eastAsia="Calibri" w:cs="Calibri"/>
               <w:szCs w:val="22"/>
             </w:rPr>
-            <w:instrText xml:space="preserve"> HYPERLINK \l _Toc15541 </w:instrText>
+            <w:instrText xml:space="preserve"> HYPERLINK \l _Toc20265 </w:instrText>
           </w:r>
           <w:r>
             <w:rPr>
@@ -2933,7 +2876,7 @@
             <w:fldChar w:fldCharType="begin"/>
           </w:r>
           <w:r>
-            <w:instrText xml:space="preserve"> PAGEREF _Toc15541 \h </w:instrText>
+            <w:instrText xml:space="preserve"> PAGEREF _Toc20265 \h </w:instrText>
           </w:r>
           <w:r>
             <w:fldChar w:fldCharType="separate"/>
@@ -2971,7 +2914,7 @@
               <w:rFonts w:ascii="Calibri" w:hAnsi="Calibri" w:eastAsia="Calibri" w:cs="Calibri"/>
               <w:szCs w:val="22"/>
             </w:rPr>
-            <w:instrText xml:space="preserve"> HYPERLINK \l _Toc25143 </w:instrText>
+            <w:instrText xml:space="preserve"> HYPERLINK \l _Toc27500 </w:instrText>
           </w:r>
           <w:r>
             <w:rPr>
@@ -2996,7 +2939,7 @@
             <w:fldChar w:fldCharType="begin"/>
           </w:r>
           <w:r>
-            <w:instrText xml:space="preserve"> PAGEREF _Toc25143 \h </w:instrText>
+            <w:instrText xml:space="preserve"> PAGEREF _Toc27500 \h </w:instrText>
           </w:r>
           <w:r>
             <w:fldChar w:fldCharType="separate"/>
@@ -3034,7 +2977,7 @@
               <w:rFonts w:ascii="Calibri" w:hAnsi="Calibri" w:eastAsia="Calibri" w:cs="Calibri"/>
               <w:szCs w:val="22"/>
             </w:rPr>
-            <w:instrText xml:space="preserve"> HYPERLINK \l _Toc3121 </w:instrText>
+            <w:instrText xml:space="preserve"> HYPERLINK \l _Toc24385 </w:instrText>
           </w:r>
           <w:r>
             <w:rPr>
@@ -3059,7 +3002,7 @@
             <w:fldChar w:fldCharType="begin"/>
           </w:r>
           <w:r>
-            <w:instrText xml:space="preserve"> PAGEREF _Toc3121 \h </w:instrText>
+            <w:instrText xml:space="preserve"> PAGEREF _Toc24385 \h </w:instrText>
           </w:r>
           <w:r>
             <w:fldChar w:fldCharType="separate"/>
@@ -3097,7 +3040,7 @@
               <w:rFonts w:ascii="Calibri" w:hAnsi="Calibri" w:eastAsia="Calibri" w:cs="Calibri"/>
               <w:szCs w:val="22"/>
             </w:rPr>
-            <w:instrText xml:space="preserve"> HYPERLINK \l _Toc30128 </w:instrText>
+            <w:instrText xml:space="preserve"> HYPERLINK \l _Toc8021 </w:instrText>
           </w:r>
           <w:r>
             <w:rPr>
@@ -3122,7 +3065,7 @@
             <w:fldChar w:fldCharType="begin"/>
           </w:r>
           <w:r>
-            <w:instrText xml:space="preserve"> PAGEREF _Toc30128 \h </w:instrText>
+            <w:instrText xml:space="preserve"> PAGEREF _Toc8021 \h </w:instrText>
           </w:r>
           <w:r>
             <w:fldChar w:fldCharType="separate"/>
@@ -3160,7 +3103,7 @@
               <w:rFonts w:ascii="Calibri" w:hAnsi="Calibri" w:eastAsia="Calibri" w:cs="Calibri"/>
               <w:szCs w:val="22"/>
             </w:rPr>
-            <w:instrText xml:space="preserve"> HYPERLINK \l _Toc7708 </w:instrText>
+            <w:instrText xml:space="preserve"> HYPERLINK \l _Toc27662 </w:instrText>
           </w:r>
           <w:r>
             <w:rPr>
@@ -3185,7 +3128,7 @@
             <w:fldChar w:fldCharType="begin"/>
           </w:r>
           <w:r>
-            <w:instrText xml:space="preserve"> PAGEREF _Toc7708 \h </w:instrText>
+            <w:instrText xml:space="preserve"> PAGEREF _Toc27662 \h </w:instrText>
           </w:r>
           <w:r>
             <w:fldChar w:fldCharType="separate"/>
@@ -3223,7 +3166,7 @@
               <w:rFonts w:ascii="Calibri" w:hAnsi="Calibri" w:eastAsia="Calibri" w:cs="Calibri"/>
               <w:szCs w:val="22"/>
             </w:rPr>
-            <w:instrText xml:space="preserve"> HYPERLINK \l _Toc25742 </w:instrText>
+            <w:instrText xml:space="preserve"> HYPERLINK \l _Toc32759 </w:instrText>
           </w:r>
           <w:r>
             <w:rPr>
@@ -3248,7 +3191,7 @@
             <w:fldChar w:fldCharType="begin"/>
           </w:r>
           <w:r>
-            <w:instrText xml:space="preserve"> PAGEREF _Toc25742 \h </w:instrText>
+            <w:instrText xml:space="preserve"> PAGEREF _Toc32759 \h </w:instrText>
           </w:r>
           <w:r>
             <w:fldChar w:fldCharType="separate"/>
@@ -3286,7 +3229,7 @@
               <w:rFonts w:ascii="Calibri" w:hAnsi="Calibri" w:eastAsia="Calibri" w:cs="Calibri"/>
               <w:szCs w:val="22"/>
             </w:rPr>
-            <w:instrText xml:space="preserve"> HYPERLINK \l _Toc18119 </w:instrText>
+            <w:instrText xml:space="preserve"> HYPERLINK \l _Toc13100 </w:instrText>
           </w:r>
           <w:r>
             <w:rPr>
@@ -3311,7 +3254,7 @@
             <w:fldChar w:fldCharType="begin"/>
           </w:r>
           <w:r>
-            <w:instrText xml:space="preserve"> PAGEREF _Toc18119 \h </w:instrText>
+            <w:instrText xml:space="preserve"> PAGEREF _Toc13100 \h </w:instrText>
           </w:r>
           <w:r>
             <w:fldChar w:fldCharType="separate"/>
@@ -3349,7 +3292,7 @@
               <w:rFonts w:ascii="Calibri" w:hAnsi="Calibri" w:eastAsia="Calibri" w:cs="Calibri"/>
               <w:szCs w:val="22"/>
             </w:rPr>
-            <w:instrText xml:space="preserve"> HYPERLINK \l _Toc24925 </w:instrText>
+            <w:instrText xml:space="preserve"> HYPERLINK \l _Toc30000 </w:instrText>
           </w:r>
           <w:r>
             <w:rPr>
@@ -3374,7 +3317,7 @@
             <w:fldChar w:fldCharType="begin"/>
           </w:r>
           <w:r>
-            <w:instrText xml:space="preserve"> PAGEREF _Toc24925 \h </w:instrText>
+            <w:instrText xml:space="preserve"> PAGEREF _Toc30000 \h </w:instrText>
           </w:r>
           <w:r>
             <w:fldChar w:fldCharType="separate"/>
@@ -3484,7 +3427,7 @@
       </w:pPr>
       <w:bookmarkStart w:id="4" w:name="bookmark1"/>
       <w:bookmarkEnd w:id="4"/>
-      <w:bookmarkStart w:id="5" w:name="_Toc20028"/>
+      <w:bookmarkStart w:id="5" w:name="_Toc20320"/>
       <w:r>
         <w:t>简介</w:t>
       </w:r>
@@ -3508,7 +3451,7 @@
         <w:snapToGrid w:val="0"/>
         <w:textAlignment w:val="baseline"/>
       </w:pPr>
-      <w:bookmarkStart w:id="6" w:name="_Toc5293"/>
+      <w:bookmarkStart w:id="6" w:name="_Toc28152"/>
       <w:r>
         <w:t>目的</w:t>
       </w:r>
@@ -3554,7 +3497,7 @@
         <w:snapToGrid w:val="0"/>
         <w:textAlignment w:val="baseline"/>
       </w:pPr>
-      <w:bookmarkStart w:id="7" w:name="_Toc4480"/>
+      <w:bookmarkStart w:id="7" w:name="_Toc4952"/>
       <w:r>
         <w:t>原则</w:t>
       </w:r>
@@ -3578,7 +3521,7 @@
         <w:snapToGrid w:val="0"/>
         <w:textAlignment w:val="baseline"/>
       </w:pPr>
-      <w:bookmarkStart w:id="8" w:name="_Toc23103"/>
+      <w:bookmarkStart w:id="8" w:name="_Toc16362"/>
       <w:r>
         <w:t>适用原则</w:t>
       </w:r>
@@ -3624,7 +3567,7 @@
         <w:snapToGrid w:val="0"/>
         <w:textAlignment w:val="baseline"/>
       </w:pPr>
-      <w:bookmarkStart w:id="9" w:name="_Toc29517"/>
+      <w:bookmarkStart w:id="9" w:name="_Toc17298"/>
       <w:r>
         <w:t>以人为本的原则</w:t>
       </w:r>
@@ -3670,7 +3613,7 @@
         <w:snapToGrid w:val="0"/>
         <w:textAlignment w:val="baseline"/>
       </w:pPr>
-      <w:bookmarkStart w:id="10" w:name="_Toc31605"/>
+      <w:bookmarkStart w:id="10" w:name="_Toc15923"/>
       <w:r>
         <w:t>权变原则</w:t>
       </w:r>
@@ -3716,7 +3659,7 @@
         <w:snapToGrid w:val="0"/>
         <w:textAlignment w:val="baseline"/>
       </w:pPr>
-      <w:bookmarkStart w:id="11" w:name="_Toc8564"/>
+      <w:bookmarkStart w:id="11" w:name="_Toc6258"/>
       <w:r>
         <w:t>储备原因分类</w:t>
       </w:r>
@@ -3821,7 +3764,7 @@
         <w:snapToGrid w:val="0"/>
         <w:textAlignment w:val="baseline"/>
       </w:pPr>
-      <w:bookmarkStart w:id="12" w:name="_Toc2756"/>
+      <w:bookmarkStart w:id="12" w:name="_Toc23168"/>
       <w:r>
         <w:t>储备人才分类</w:t>
       </w:r>
@@ -3899,7 +3842,7 @@
         <w:snapToGrid w:val="0"/>
         <w:textAlignment w:val="baseline"/>
       </w:pPr>
-      <w:bookmarkStart w:id="13" w:name="_Toc14555"/>
+      <w:bookmarkStart w:id="13" w:name="_Toc21608"/>
       <w:r>
         <w:t>储备人才渠道</w:t>
       </w:r>
@@ -3923,7 +3866,7 @@
         <w:snapToGrid w:val="0"/>
         <w:textAlignment w:val="baseline"/>
       </w:pPr>
-      <w:bookmarkStart w:id="14" w:name="_Toc15541"/>
+      <w:bookmarkStart w:id="14" w:name="_Toc20265"/>
       <w:r>
         <w:t>外部招聘渠道</w:t>
       </w:r>
@@ -3969,7 +3912,7 @@
         <w:snapToGrid w:val="0"/>
         <w:textAlignment w:val="baseline"/>
       </w:pPr>
-      <w:bookmarkStart w:id="15" w:name="_Toc25143"/>
+      <w:bookmarkStart w:id="15" w:name="_Toc27500"/>
       <w:r>
         <w:t>内部招聘渠道</w:t>
       </w:r>
@@ -4015,7 +3958,7 @@
         <w:snapToGrid w:val="0"/>
         <w:textAlignment w:val="baseline"/>
       </w:pPr>
-      <w:bookmarkStart w:id="16" w:name="_Toc3121"/>
+      <w:bookmarkStart w:id="16" w:name="_Toc24385"/>
       <w:r>
         <w:t>内部调控和培养</w:t>
       </w:r>
@@ -4061,7 +4004,7 @@
         <w:snapToGrid w:val="0"/>
         <w:textAlignment w:val="baseline"/>
       </w:pPr>
-      <w:bookmarkStart w:id="17" w:name="_Toc30128"/>
+      <w:bookmarkStart w:id="17" w:name="_Toc8021"/>
       <w:r>
         <w:t>储备人才的培养与考核</w:t>
       </w:r>
@@ -4087,7 +4030,7 @@
       </w:pPr>
       <w:bookmarkStart w:id="18" w:name="bookmark16"/>
       <w:bookmarkEnd w:id="18"/>
-      <w:bookmarkStart w:id="19" w:name="_Toc7708"/>
+      <w:bookmarkStart w:id="19" w:name="_Toc27662"/>
       <w:r>
         <w:t>建立长效的培训机制</w:t>
       </w:r>
@@ -4133,7 +4076,7 @@
         <w:snapToGrid w:val="0"/>
         <w:textAlignment w:val="baseline"/>
       </w:pPr>
-      <w:bookmarkStart w:id="20" w:name="_Toc25742"/>
+      <w:bookmarkStart w:id="20" w:name="_Toc32759"/>
       <w:r>
         <w:t>利用社会培训资源对储备人才能力提升作用</w:t>
       </w:r>
@@ -4201,7 +4144,7 @@
         <w:snapToGrid w:val="0"/>
         <w:textAlignment w:val="baseline"/>
       </w:pPr>
-      <w:bookmarkStart w:id="21" w:name="_Toc18119"/>
+      <w:bookmarkStart w:id="21" w:name="_Toc13100"/>
       <w:r>
         <w:t>储备人才的激励</w:t>
       </w:r>
@@ -4232,12 +4175,7 @@
         <w:ind w:left="425" w:leftChars="0" w:hanging="425" w:firstLineChars="0"/>
       </w:pPr>
       <w:r>
-        <w:t>年度优秀评选：根据年度KPI</w:t>
-      </w:r>
-      <w:bookmarkStart w:id="23" w:name="_GoBack"/>
-      <w:bookmarkEnd w:id="23"/>
-      <w:r>
-        <w:t>考核以及岗位任职能力测评成绩，推荐员工参加各项年度优秀奖项的评选。</w:t>
+        <w:t>年度优秀评选：根据年度KPI考核以及岗位任职能力测评成绩，推荐员工参加各项年度优秀奖项的评选。</w:t>
       </w:r>
     </w:p>
     <w:p>
@@ -4272,7 +4210,7 @@
         <w:snapToGrid w:val="0"/>
         <w:textAlignment w:val="baseline"/>
       </w:pPr>
-      <w:bookmarkStart w:id="22" w:name="_Toc24925"/>
+      <w:bookmarkStart w:id="22" w:name="_Toc30000"/>
       <w:r>
         <w:t>流程衡量指标</w:t>
       </w:r>
@@ -4302,9 +4240,9 @@
       <w:tblGrid>
         <w:gridCol w:w="727"/>
         <w:gridCol w:w="1337"/>
-        <w:gridCol w:w="3545"/>
-        <w:gridCol w:w="1265"/>
-        <w:gridCol w:w="1265"/>
+        <w:gridCol w:w="3948"/>
+        <w:gridCol w:w="1176"/>
+        <w:gridCol w:w="951"/>
       </w:tblGrid>
       <w:tr>
         <w:tblPrEx>
@@ -4359,8 +4297,8 @@
                 <w:b/>
                 <w:bCs/>
                 <w:spacing w:val="-7"/>
-                <w:sz w:val="24"/>
-                <w:szCs w:val="24"/>
+                <w:sz w:val="18"/>
+                <w:szCs w:val="18"/>
               </w:rPr>
             </w:pPr>
             <w:r>
@@ -4369,8 +4307,8 @@
                 <w:b/>
                 <w:bCs/>
                 <w:spacing w:val="-7"/>
-                <w:sz w:val="24"/>
-                <w:szCs w:val="24"/>
+                <w:sz w:val="18"/>
+                <w:szCs w:val="18"/>
               </w:rPr>
               <w:t>序号</w:t>
             </w:r>
@@ -4408,8 +4346,8 @@
                 <w:b/>
                 <w:bCs/>
                 <w:spacing w:val="-7"/>
-                <w:sz w:val="24"/>
-                <w:szCs w:val="24"/>
+                <w:sz w:val="18"/>
+                <w:szCs w:val="18"/>
               </w:rPr>
             </w:pPr>
             <w:r>
@@ -4418,8 +4356,8 @@
                 <w:b/>
                 <w:bCs/>
                 <w:spacing w:val="-7"/>
-                <w:sz w:val="24"/>
-                <w:szCs w:val="24"/>
+                <w:sz w:val="18"/>
+                <w:szCs w:val="18"/>
               </w:rPr>
               <w:t>衡量指标</w:t>
             </w:r>
@@ -4427,7 +4365,7 @@
         </w:tc>
         <w:tc>
           <w:tcPr>
-            <w:tcW w:w="3545" w:type="dxa"/>
+            <w:tcW w:w="3948" w:type="dxa"/>
             <w:tcBorders>
               <w:top w:val="single" w:color="000000" w:sz="6" w:space="0"/>
               <w:bottom w:val="single" w:color="000000" w:sz="6" w:space="0"/>
@@ -4458,8 +4396,8 @@
                 <w:b/>
                 <w:bCs/>
                 <w:spacing w:val="-7"/>
-                <w:sz w:val="24"/>
-                <w:szCs w:val="24"/>
+                <w:sz w:val="18"/>
+                <w:szCs w:val="18"/>
               </w:rPr>
             </w:pPr>
             <w:r>
@@ -4468,8 +4406,8 @@
                 <w:b/>
                 <w:bCs/>
                 <w:spacing w:val="-7"/>
-                <w:sz w:val="24"/>
-                <w:szCs w:val="24"/>
+                <w:sz w:val="18"/>
+                <w:szCs w:val="18"/>
               </w:rPr>
               <w:t>指标计算说明</w:t>
             </w:r>
@@ -4477,7 +4415,7 @@
         </w:tc>
         <w:tc>
           <w:tcPr>
-            <w:tcW w:w="1265" w:type="dxa"/>
+            <w:tcW w:w="1176" w:type="dxa"/>
             <w:tcBorders>
               <w:top w:val="single" w:color="000000" w:sz="6" w:space="0"/>
               <w:bottom w:val="single" w:color="000000" w:sz="6" w:space="0"/>
@@ -4508,8 +4446,8 @@
                 <w:b/>
                 <w:bCs/>
                 <w:spacing w:val="-7"/>
-                <w:sz w:val="24"/>
-                <w:szCs w:val="24"/>
+                <w:sz w:val="18"/>
+                <w:szCs w:val="18"/>
                 <w:lang w:val="en-US" w:eastAsia="zh-CN"/>
               </w:rPr>
             </w:pPr>
@@ -4519,8 +4457,8 @@
                 <w:b/>
                 <w:bCs/>
                 <w:spacing w:val="-7"/>
-                <w:sz w:val="24"/>
-                <w:szCs w:val="24"/>
+                <w:sz w:val="18"/>
+                <w:szCs w:val="18"/>
                 <w:lang w:val="en-US" w:eastAsia="zh-CN"/>
               </w:rPr>
               <w:t>考核频次</w:t>
@@ -4529,7 +4467,7 @@
         </w:tc>
         <w:tc>
           <w:tcPr>
-            <w:tcW w:w="1265" w:type="dxa"/>
+            <w:tcW w:w="951" w:type="dxa"/>
             <w:tcBorders>
               <w:top w:val="single" w:color="000000" w:sz="6" w:space="0"/>
               <w:bottom w:val="single" w:color="000000" w:sz="6" w:space="0"/>
@@ -4560,8 +4498,8 @@
                 <w:b/>
                 <w:bCs/>
                 <w:spacing w:val="-7"/>
-                <w:sz w:val="24"/>
-                <w:szCs w:val="24"/>
+                <w:sz w:val="18"/>
+                <w:szCs w:val="18"/>
                 <w:lang w:val="en-US" w:eastAsia="zh-CN"/>
               </w:rPr>
             </w:pPr>
@@ -4571,8 +4509,8 @@
                 <w:b/>
                 <w:bCs/>
                 <w:spacing w:val="-7"/>
-                <w:sz w:val="24"/>
-                <w:szCs w:val="24"/>
+                <w:sz w:val="18"/>
+                <w:szCs w:val="18"/>
                 <w:lang w:val="en-US" w:eastAsia="zh-CN"/>
               </w:rPr>
               <w:t>目标值</w:t>
@@ -4624,13 +4562,14 @@
               <w:adjustRightInd w:val="0"/>
               <w:snapToGrid w:val="0"/>
               <w:spacing w:before="194" w:line="219" w:lineRule="auto"/>
-              <w:ind w:left="123"/>
+              <w:ind w:left="0" w:leftChars="0" w:right="0" w:rightChars="0" w:firstLine="0" w:firstLineChars="0"/>
+              <w:jc w:val="center"/>
               <w:textAlignment w:val="baseline"/>
               <w:rPr>
                 <w:rFonts w:hint="eastAsia" w:ascii="宋体" w:hAnsi="宋体" w:eastAsia="宋体" w:cs="宋体"/>
                 <w:spacing w:val="-2"/>
-                <w:sz w:val="24"/>
-                <w:szCs w:val="24"/>
+                <w:sz w:val="18"/>
+                <w:szCs w:val="18"/>
                 <w:lang w:val="en-US" w:eastAsia="zh-CN"/>
               </w:rPr>
             </w:pPr>
@@ -4638,8 +4577,8 @@
               <w:rPr>
                 <w:rFonts w:hint="eastAsia" w:ascii="宋体" w:hAnsi="宋体" w:eastAsia="宋体" w:cs="宋体"/>
                 <w:spacing w:val="-2"/>
-                <w:sz w:val="24"/>
-                <w:szCs w:val="24"/>
+                <w:sz w:val="18"/>
+                <w:szCs w:val="18"/>
                 <w:lang w:val="en-US" w:eastAsia="zh-CN"/>
               </w:rPr>
               <w:t>1</w:t>
@@ -4669,13 +4608,14 @@
               <w:adjustRightInd w:val="0"/>
               <w:snapToGrid w:val="0"/>
               <w:spacing w:before="194" w:line="219" w:lineRule="auto"/>
-              <w:ind w:left="123"/>
+              <w:ind w:left="0" w:leftChars="0" w:right="0" w:rightChars="0" w:firstLine="0" w:firstLineChars="0"/>
+              <w:jc w:val="center"/>
               <w:textAlignment w:val="baseline"/>
               <w:rPr>
                 <w:rFonts w:hint="default" w:ascii="宋体" w:hAnsi="宋体" w:eastAsia="宋体" w:cs="宋体"/>
                 <w:spacing w:val="-2"/>
-                <w:sz w:val="24"/>
-                <w:szCs w:val="24"/>
+                <w:sz w:val="18"/>
+                <w:szCs w:val="18"/>
                 <w:lang w:val="en-US" w:eastAsia="zh-CN"/>
               </w:rPr>
             </w:pPr>
@@ -4683,8 +4623,8 @@
               <w:rPr>
                 <w:rFonts w:hint="eastAsia" w:ascii="宋体" w:hAnsi="宋体" w:cs="宋体"/>
                 <w:spacing w:val="-2"/>
-                <w:sz w:val="24"/>
-                <w:szCs w:val="24"/>
+                <w:sz w:val="18"/>
+                <w:szCs w:val="18"/>
                 <w:lang w:val="en-US" w:eastAsia="zh-CN"/>
               </w:rPr>
               <w:t>人员</w:t>
@@ -4693,8 +4633,8 @@
               <w:rPr>
                 <w:rFonts w:hint="eastAsia" w:ascii="宋体" w:hAnsi="宋体" w:eastAsia="宋体" w:cs="宋体"/>
                 <w:spacing w:val="-2"/>
-                <w:sz w:val="24"/>
-                <w:szCs w:val="24"/>
+                <w:sz w:val="18"/>
+                <w:szCs w:val="18"/>
                 <w:lang w:val="en-US" w:eastAsia="zh-CN"/>
               </w:rPr>
               <w:t>储备完成率</w:t>
@@ -4703,7 +4643,7 @@
         </w:tc>
         <w:tc>
           <w:tcPr>
-            <w:tcW w:w="3545" w:type="dxa"/>
+            <w:tcW w:w="3948" w:type="dxa"/>
             <w:tcBorders>
               <w:top w:val="single" w:color="000000" w:sz="6" w:space="0"/>
               <w:right w:val="single" w:color="000000" w:sz="6" w:space="0"/>
@@ -4725,13 +4665,14 @@
               <w:adjustRightInd w:val="0"/>
               <w:snapToGrid w:val="0"/>
               <w:spacing w:before="194" w:line="219" w:lineRule="auto"/>
-              <w:ind w:left="123"/>
+              <w:ind w:left="0" w:leftChars="0" w:right="0" w:rightChars="0" w:firstLine="0" w:firstLineChars="0"/>
+              <w:jc w:val="center"/>
               <w:textAlignment w:val="baseline"/>
               <w:rPr>
                 <w:rFonts w:hint="default" w:ascii="宋体" w:hAnsi="宋体" w:eastAsia="宋体" w:cs="宋体"/>
                 <w:spacing w:val="-2"/>
-                <w:sz w:val="24"/>
-                <w:szCs w:val="24"/>
+                <w:sz w:val="18"/>
+                <w:szCs w:val="18"/>
                 <w:lang w:val="en-US" w:eastAsia="zh-CN"/>
               </w:rPr>
             </w:pPr>
@@ -4739,8 +4680,8 @@
               <w:rPr>
                 <w:rFonts w:hint="eastAsia" w:ascii="宋体" w:hAnsi="宋体" w:eastAsia="宋体" w:cs="宋体"/>
                 <w:spacing w:val="-2"/>
-                <w:sz w:val="24"/>
-                <w:szCs w:val="24"/>
+                <w:sz w:val="18"/>
+                <w:szCs w:val="18"/>
                 <w:lang w:val="en-US" w:eastAsia="zh-CN"/>
               </w:rPr>
               <w:t>(实际储备人员的数量/计划储备人员的数量)*100%</w:t>
@@ -4749,7 +4690,7 @@
         </w:tc>
         <w:tc>
           <w:tcPr>
-            <w:tcW w:w="1265" w:type="dxa"/>
+            <w:tcW w:w="1176" w:type="dxa"/>
             <w:tcBorders>
               <w:top w:val="single" w:color="000000" w:sz="6" w:space="0"/>
               <w:right w:val="single" w:color="000000" w:sz="6" w:space="0"/>
@@ -4771,12 +4712,14 @@
               <w:adjustRightInd w:val="0"/>
               <w:snapToGrid w:val="0"/>
               <w:spacing w:before="194" w:line="219" w:lineRule="auto"/>
+              <w:ind w:left="0" w:leftChars="0" w:right="0" w:rightChars="0" w:firstLine="0" w:firstLineChars="0"/>
+              <w:jc w:val="center"/>
               <w:textAlignment w:val="baseline"/>
               <w:rPr>
                 <w:rFonts w:hint="default" w:ascii="宋体" w:hAnsi="宋体" w:eastAsia="宋体" w:cs="宋体"/>
                 <w:spacing w:val="-2"/>
-                <w:sz w:val="24"/>
-                <w:szCs w:val="24"/>
+                <w:sz w:val="18"/>
+                <w:szCs w:val="18"/>
                 <w:lang w:val="en-US" w:eastAsia="zh-CN"/>
               </w:rPr>
             </w:pPr>
@@ -4784,8 +4727,8 @@
               <w:rPr>
                 <w:rFonts w:hint="eastAsia" w:ascii="宋体" w:hAnsi="宋体" w:eastAsia="宋体" w:cs="宋体"/>
                 <w:spacing w:val="-2"/>
-                <w:sz w:val="24"/>
-                <w:szCs w:val="24"/>
+                <w:sz w:val="18"/>
+                <w:szCs w:val="18"/>
                 <w:lang w:val="en-US" w:eastAsia="zh-CN"/>
               </w:rPr>
               <w:t>按季度</w:t>
@@ -4794,7 +4737,7 @@
         </w:tc>
         <w:tc>
           <w:tcPr>
-            <w:tcW w:w="1265" w:type="dxa"/>
+            <w:tcW w:w="951" w:type="dxa"/>
             <w:tcBorders>
               <w:top w:val="single" w:color="000000" w:sz="6" w:space="0"/>
               <w:right w:val="single" w:color="000000" w:sz="6" w:space="0"/>
@@ -4816,12 +4759,14 @@
               <w:adjustRightInd w:val="0"/>
               <w:snapToGrid w:val="0"/>
               <w:spacing w:before="194" w:line="219" w:lineRule="auto"/>
+              <w:ind w:left="0" w:leftChars="0" w:right="0" w:rightChars="0" w:firstLine="0" w:firstLineChars="0"/>
+              <w:jc w:val="center"/>
               <w:textAlignment w:val="baseline"/>
               <w:rPr>
                 <w:rFonts w:hint="default" w:ascii="宋体" w:hAnsi="宋体" w:eastAsia="宋体" w:cs="宋体"/>
                 <w:spacing w:val="-2"/>
-                <w:sz w:val="24"/>
-                <w:szCs w:val="24"/>
+                <w:sz w:val="18"/>
+                <w:szCs w:val="18"/>
                 <w:lang w:val="en-US" w:eastAsia="zh-CN"/>
               </w:rPr>
             </w:pPr>
@@ -4829,8 +4774,8 @@
               <w:rPr>
                 <w:rFonts w:hint="eastAsia" w:ascii="宋体" w:hAnsi="宋体" w:cs="宋体"/>
                 <w:spacing w:val="-2"/>
-                <w:sz w:val="24"/>
-                <w:szCs w:val="24"/>
+                <w:sz w:val="18"/>
+                <w:szCs w:val="18"/>
                 <w:lang w:val="en-US" w:eastAsia="zh-CN"/>
               </w:rPr>
               <w:t>100%</w:t>
